--- a/бд/lr1/Синдеев лр1.docx
+++ b/бд/lr1/Синдеев лр1.docx
@@ -11,7 +11,6 @@
           <w:iCs/>
           <w:sz w:val="28"/>
           <w:szCs w:val="28"/>
-          <w:lang w:val="en-US"/>
         </w:rPr>
       </w:pPr>
       <w:r>
@@ -40,7 +39,25 @@
           <w:sz w:val="28"/>
           <w:szCs w:val="28"/>
         </w:rPr>
-        <w:t>Целью лабораторной работы является формирование следующей компетенции: студент должен получить навыки инсталляции СУБД PostgreSQL в среде ОС Ubuntu. Он должен протестировать её работу, разработать небольшую базу данных и выполнить запросы к ней.</w:t>
+        <w:t xml:space="preserve">Целью лабораторной работы является формирование следующей компетенции: студент должен получить навыки инсталляции СУБД </w:t>
+      </w:r>
+      <w:proofErr w:type="spellStart"/>
+      <w:r>
+        <w:rPr>
+          <w:rFonts w:ascii="Times New Roman" w:hAnsi="Times New Roman" w:cs="Times New Roman"/>
+          <w:sz w:val="28"/>
+          <w:szCs w:val="28"/>
+        </w:rPr>
+        <w:t>PostgreSQL</w:t>
+      </w:r>
+      <w:proofErr w:type="spellEnd"/>
+      <w:r>
+        <w:rPr>
+          <w:rFonts w:ascii="Times New Roman" w:hAnsi="Times New Roman" w:cs="Times New Roman"/>
+          <w:sz w:val="28"/>
+          <w:szCs w:val="28"/>
+        </w:rPr>
+        <w:t xml:space="preserve"> в среде ОС Ubuntu. Он должен протестировать её работу, разработать небольшую базу данных и выполнить запросы к ней.</w:t>
       </w:r>
     </w:p>
     <w:p>
@@ -79,7 +96,79 @@
           <w:sz w:val="28"/>
           <w:szCs w:val="28"/>
         </w:rPr>
-        <w:t>Создайте последовательность user_ids, значения которой будут автоматически назначаться синтетическому ключу id создаваемой таблицы users; создайте таблицу users:</w:t>
+        <w:t xml:space="preserve">Создайте последовательность </w:t>
+      </w:r>
+      <w:proofErr w:type="spellStart"/>
+      <w:r>
+        <w:rPr>
+          <w:rFonts w:ascii="Times New Roman" w:hAnsi="Times New Roman" w:cs="Times New Roman"/>
+          <w:sz w:val="28"/>
+          <w:szCs w:val="28"/>
+        </w:rPr>
+        <w:t>user_ids</w:t>
+      </w:r>
+      <w:proofErr w:type="spellEnd"/>
+      <w:r>
+        <w:rPr>
+          <w:rFonts w:ascii="Times New Roman" w:hAnsi="Times New Roman" w:cs="Times New Roman"/>
+          <w:sz w:val="28"/>
+          <w:szCs w:val="28"/>
+        </w:rPr>
+        <w:t xml:space="preserve">, значения которой будут автоматически назначаться синтетическому ключу </w:t>
+      </w:r>
+      <w:proofErr w:type="spellStart"/>
+      <w:r>
+        <w:rPr>
+          <w:rFonts w:ascii="Times New Roman" w:hAnsi="Times New Roman" w:cs="Times New Roman"/>
+          <w:sz w:val="28"/>
+          <w:szCs w:val="28"/>
+        </w:rPr>
+        <w:t>id</w:t>
+      </w:r>
+      <w:proofErr w:type="spellEnd"/>
+      <w:r>
+        <w:rPr>
+          <w:rFonts w:ascii="Times New Roman" w:hAnsi="Times New Roman" w:cs="Times New Roman"/>
+          <w:sz w:val="28"/>
+          <w:szCs w:val="28"/>
+        </w:rPr>
+        <w:t xml:space="preserve"> создаваемой таблицы </w:t>
+      </w:r>
+      <w:proofErr w:type="spellStart"/>
+      <w:r>
+        <w:rPr>
+          <w:rFonts w:ascii="Times New Roman" w:hAnsi="Times New Roman" w:cs="Times New Roman"/>
+          <w:sz w:val="28"/>
+          <w:szCs w:val="28"/>
+        </w:rPr>
+        <w:t>users</w:t>
+      </w:r>
+      <w:proofErr w:type="spellEnd"/>
+      <w:r>
+        <w:rPr>
+          <w:rFonts w:ascii="Times New Roman" w:hAnsi="Times New Roman" w:cs="Times New Roman"/>
+          <w:sz w:val="28"/>
+          <w:szCs w:val="28"/>
+        </w:rPr>
+        <w:t xml:space="preserve">; создайте таблицу </w:t>
+      </w:r>
+      <w:proofErr w:type="spellStart"/>
+      <w:r>
+        <w:rPr>
+          <w:rFonts w:ascii="Times New Roman" w:hAnsi="Times New Roman" w:cs="Times New Roman"/>
+          <w:sz w:val="28"/>
+          <w:szCs w:val="28"/>
+        </w:rPr>
+        <w:t>users</w:t>
+      </w:r>
+      <w:proofErr w:type="spellEnd"/>
+      <w:r>
+        <w:rPr>
+          <w:rFonts w:ascii="Times New Roman" w:hAnsi="Times New Roman" w:cs="Times New Roman"/>
+          <w:sz w:val="28"/>
+          <w:szCs w:val="28"/>
+        </w:rPr>
+        <w:t>:</w:t>
       </w:r>
       <w:r>
         <w:rPr>
@@ -187,16 +276,57 @@
           <w:szCs w:val="28"/>
           <w:lang w:val="en-US"/>
         </w:rPr>
-        <w:t xml:space="preserve">    id INTEGER PRIMARY KEY DEFAULT nextval('user_ids'),</w:t>
-      </w:r>
-    </w:p>
-    <w:p>
-      <w:pPr>
-        <w:spacing w:line="360" w:lineRule="auto"/>
-        <w:rPr>
-          <w:rFonts w:ascii="Times New Roman" w:hAnsi="Times New Roman" w:cs="Times New Roman"/>
-          <w:sz w:val="28"/>
-          <w:szCs w:val="28"/>
+        <w:t xml:space="preserve">    id INTEGER PRIMARY KEY DEFAULT </w:t>
+      </w:r>
+      <w:proofErr w:type="spellStart"/>
+      <w:r>
+        <w:rPr>
+          <w:rFonts w:ascii="Times New Roman" w:hAnsi="Times New Roman" w:cs="Times New Roman"/>
+          <w:sz w:val="28"/>
+          <w:szCs w:val="28"/>
+          <w:lang w:val="en-US"/>
+        </w:rPr>
+        <w:t>nextval</w:t>
+      </w:r>
+      <w:proofErr w:type="spellEnd"/>
+      <w:r>
+        <w:rPr>
+          <w:rFonts w:ascii="Times New Roman" w:hAnsi="Times New Roman" w:cs="Times New Roman"/>
+          <w:sz w:val="28"/>
+          <w:szCs w:val="28"/>
+          <w:lang w:val="en-US"/>
+        </w:rPr>
+        <w:t>('</w:t>
+      </w:r>
+      <w:proofErr w:type="spellStart"/>
+      <w:r>
+        <w:rPr>
+          <w:rFonts w:ascii="Times New Roman" w:hAnsi="Times New Roman" w:cs="Times New Roman"/>
+          <w:sz w:val="28"/>
+          <w:szCs w:val="28"/>
+          <w:lang w:val="en-US"/>
+        </w:rPr>
+        <w:t>user_ids</w:t>
+      </w:r>
+      <w:proofErr w:type="spellEnd"/>
+      <w:r>
+        <w:rPr>
+          <w:rFonts w:ascii="Times New Roman" w:hAnsi="Times New Roman" w:cs="Times New Roman"/>
+          <w:sz w:val="28"/>
+          <w:szCs w:val="28"/>
+          <w:lang w:val="en-US"/>
+        </w:rPr>
+        <w:t>'),</w:t>
+      </w:r>
+    </w:p>
+    <w:p>
+      <w:pPr>
+        <w:spacing w:line="360" w:lineRule="auto"/>
+        <w:rPr>
+          <w:rFonts w:ascii="Times New Roman" w:hAnsi="Times New Roman" w:cs="Times New Roman"/>
+          <w:sz w:val="28"/>
+          <w:szCs w:val="28"/>
+          <w:lang w:val="en-US"/>
         </w:rPr>
       </w:pPr>
       <w:r>
@@ -213,6 +343,7 @@
           <w:rFonts w:ascii="Times New Roman" w:hAnsi="Times New Roman" w:cs="Times New Roman"/>
           <w:sz w:val="28"/>
           <w:szCs w:val="28"/>
+          <w:lang w:val="en-US"/>
         </w:rPr>
         <w:t>surname VARCHAR(64),</w:t>
       </w:r>
@@ -224,31 +355,55 @@
           <w:rFonts w:ascii="Times New Roman" w:hAnsi="Times New Roman" w:cs="Times New Roman"/>
           <w:sz w:val="28"/>
           <w:szCs w:val="28"/>
-        </w:rPr>
-      </w:pPr>
-      <w:r>
-        <w:rPr>
-          <w:rFonts w:ascii="Times New Roman" w:hAnsi="Times New Roman" w:cs="Times New Roman"/>
-          <w:sz w:val="28"/>
-          <w:szCs w:val="28"/>
-        </w:rPr>
-        <w:t xml:space="preserve">    firstname VARCHAR(64)</w:t>
-      </w:r>
-    </w:p>
-    <w:p>
-      <w:pPr>
-        <w:spacing w:line="360" w:lineRule="auto"/>
-        <w:rPr>
-          <w:rFonts w:ascii="Times New Roman" w:hAnsi="Times New Roman" w:cs="Times New Roman"/>
-          <w:sz w:val="28"/>
-          <w:szCs w:val="28"/>
-        </w:rPr>
-      </w:pPr>
-      <w:r>
-        <w:rPr>
-          <w:rFonts w:ascii="Times New Roman" w:hAnsi="Times New Roman" w:cs="Times New Roman"/>
-          <w:sz w:val="28"/>
-          <w:szCs w:val="28"/>
+          <w:lang w:val="en-US"/>
+        </w:rPr>
+      </w:pPr>
+      <w:r>
+        <w:rPr>
+          <w:rFonts w:ascii="Times New Roman" w:hAnsi="Times New Roman" w:cs="Times New Roman"/>
+          <w:sz w:val="28"/>
+          <w:szCs w:val="28"/>
+          <w:lang w:val="en-US"/>
+        </w:rPr>
+        <w:t xml:space="preserve">    </w:t>
+      </w:r>
+      <w:proofErr w:type="spellStart"/>
+      <w:r>
+        <w:rPr>
+          <w:rFonts w:ascii="Times New Roman" w:hAnsi="Times New Roman" w:cs="Times New Roman"/>
+          <w:sz w:val="28"/>
+          <w:szCs w:val="28"/>
+          <w:lang w:val="en-US"/>
+        </w:rPr>
+        <w:t>firstname</w:t>
+      </w:r>
+      <w:proofErr w:type="spellEnd"/>
+      <w:r>
+        <w:rPr>
+          <w:rFonts w:ascii="Times New Roman" w:hAnsi="Times New Roman" w:cs="Times New Roman"/>
+          <w:sz w:val="28"/>
+          <w:szCs w:val="28"/>
+          <w:lang w:val="en-US"/>
+        </w:rPr>
+        <w:t xml:space="preserve"> VARCHAR(64)</w:t>
+      </w:r>
+    </w:p>
+    <w:p>
+      <w:pPr>
+        <w:spacing w:line="360" w:lineRule="auto"/>
+        <w:rPr>
+          <w:rFonts w:ascii="Times New Roman" w:hAnsi="Times New Roman" w:cs="Times New Roman"/>
+          <w:sz w:val="28"/>
+          <w:szCs w:val="28"/>
+          <w:lang w:val="en-US"/>
+        </w:rPr>
+      </w:pPr>
+      <w:r>
+        <w:rPr>
+          <w:rFonts w:ascii="Times New Roman" w:hAnsi="Times New Roman" w:cs="Times New Roman"/>
+          <w:sz w:val="28"/>
+          <w:szCs w:val="28"/>
+          <w:lang w:val="en-US"/>
         </w:rPr>
         <w:t>);</w:t>
       </w:r>
@@ -260,13 +415,15 @@
           <w:rFonts w:ascii="Times New Roman" w:hAnsi="Times New Roman" w:cs="Times New Roman"/>
           <w:sz w:val="28"/>
           <w:szCs w:val="28"/>
-        </w:rPr>
-      </w:pPr>
-      <w:r>
-        <w:rPr>
-          <w:rFonts w:ascii="Times New Roman" w:hAnsi="Times New Roman" w:cs="Times New Roman"/>
-          <w:sz w:val="28"/>
-          <w:szCs w:val="28"/>
+          <w:lang w:val="en-US"/>
+        </w:rPr>
+      </w:pPr>
+      <w:r>
+        <w:rPr>
+          <w:rFonts w:ascii="Times New Roman" w:hAnsi="Times New Roman" w:cs="Times New Roman"/>
+          <w:sz w:val="28"/>
+          <w:szCs w:val="28"/>
+          <w:lang w:val="en-US"/>
         </w:rPr>
         <w:t>2.</w:t>
       </w:r>
@@ -275,6 +432,7 @@
           <w:rFonts w:ascii="Times New Roman" w:hAnsi="Times New Roman" w:cs="Times New Roman"/>
           <w:sz w:val="28"/>
           <w:szCs w:val="28"/>
+          <w:lang w:val="en-US"/>
         </w:rPr>
         <w:t xml:space="preserve"> </w:t>
       </w:r>
@@ -284,46 +442,244 @@
           <w:sz w:val="28"/>
           <w:szCs w:val="28"/>
         </w:rPr>
-        <w:t>Добавьте в таблицу users несколько записей.</w:t>
-      </w:r>
-    </w:p>
-    <w:p>
-      <w:pPr>
-        <w:spacing w:line="360" w:lineRule="auto"/>
-        <w:rPr>
-          <w:rFonts w:ascii="Times New Roman" w:hAnsi="Times New Roman" w:cs="Times New Roman"/>
-          <w:sz w:val="28"/>
-          <w:szCs w:val="28"/>
-          <w:lang w:val="en-US"/>
-        </w:rPr>
-      </w:pPr>
-      <w:r>
-        <w:rPr>
-          <w:rFonts w:ascii="Times New Roman" w:hAnsi="Times New Roman" w:cs="Times New Roman"/>
-          <w:sz w:val="28"/>
-          <w:szCs w:val="28"/>
-          <w:lang w:val="en-US"/>
-        </w:rPr>
-        <w:t>INSERT INTO users (surname, firstname) VALUES ('Иванов', 'Иван');</w:t>
-      </w:r>
-    </w:p>
-    <w:p>
-      <w:pPr>
-        <w:spacing w:line="360" w:lineRule="auto"/>
-        <w:rPr>
-          <w:rFonts w:ascii="Times New Roman" w:hAnsi="Times New Roman" w:cs="Times New Roman"/>
-          <w:sz w:val="28"/>
-          <w:szCs w:val="28"/>
-        </w:rPr>
-      </w:pPr>
-      <w:r>
-        <w:rPr>
-          <w:rFonts w:ascii="Times New Roman" w:hAnsi="Times New Roman" w:cs="Times New Roman"/>
-          <w:sz w:val="28"/>
-          <w:szCs w:val="28"/>
-          <w:lang w:val="en-US"/>
-        </w:rPr>
-        <w:t>INSERT INTO users (surname, firstname) VALUES ('Петров', 'Пётр');</w:t>
+        <w:t>Добавьте</w:t>
+      </w:r>
+      <w:r>
+        <w:rPr>
+          <w:rFonts w:ascii="Times New Roman" w:hAnsi="Times New Roman" w:cs="Times New Roman"/>
+          <w:sz w:val="28"/>
+          <w:szCs w:val="28"/>
+          <w:lang w:val="en-US"/>
+        </w:rPr>
+        <w:t xml:space="preserve"> </w:t>
+      </w:r>
+      <w:r>
+        <w:rPr>
+          <w:rFonts w:ascii="Times New Roman" w:hAnsi="Times New Roman" w:cs="Times New Roman"/>
+          <w:sz w:val="28"/>
+          <w:szCs w:val="28"/>
+        </w:rPr>
+        <w:t>в</w:t>
+      </w:r>
+      <w:r>
+        <w:rPr>
+          <w:rFonts w:ascii="Times New Roman" w:hAnsi="Times New Roman" w:cs="Times New Roman"/>
+          <w:sz w:val="28"/>
+          <w:szCs w:val="28"/>
+          <w:lang w:val="en-US"/>
+        </w:rPr>
+        <w:t xml:space="preserve"> </w:t>
+      </w:r>
+      <w:r>
+        <w:rPr>
+          <w:rFonts w:ascii="Times New Roman" w:hAnsi="Times New Roman" w:cs="Times New Roman"/>
+          <w:sz w:val="28"/>
+          <w:szCs w:val="28"/>
+        </w:rPr>
+        <w:t>таблицу</w:t>
+      </w:r>
+      <w:r>
+        <w:rPr>
+          <w:rFonts w:ascii="Times New Roman" w:hAnsi="Times New Roman" w:cs="Times New Roman"/>
+          <w:sz w:val="28"/>
+          <w:szCs w:val="28"/>
+          <w:lang w:val="en-US"/>
+        </w:rPr>
+        <w:t xml:space="preserve"> users </w:t>
+      </w:r>
+      <w:r>
+        <w:rPr>
+          <w:rFonts w:ascii="Times New Roman" w:hAnsi="Times New Roman" w:cs="Times New Roman"/>
+          <w:sz w:val="28"/>
+          <w:szCs w:val="28"/>
+        </w:rPr>
+        <w:t>несколько</w:t>
+      </w:r>
+      <w:r>
+        <w:rPr>
+          <w:rFonts w:ascii="Times New Roman" w:hAnsi="Times New Roman" w:cs="Times New Roman"/>
+          <w:sz w:val="28"/>
+          <w:szCs w:val="28"/>
+          <w:lang w:val="en-US"/>
+        </w:rPr>
+        <w:t xml:space="preserve"> </w:t>
+      </w:r>
+      <w:r>
+        <w:rPr>
+          <w:rFonts w:ascii="Times New Roman" w:hAnsi="Times New Roman" w:cs="Times New Roman"/>
+          <w:sz w:val="28"/>
+          <w:szCs w:val="28"/>
+        </w:rPr>
+        <w:t>записей</w:t>
+      </w:r>
+      <w:r>
+        <w:rPr>
+          <w:rFonts w:ascii="Times New Roman" w:hAnsi="Times New Roman" w:cs="Times New Roman"/>
+          <w:sz w:val="28"/>
+          <w:szCs w:val="28"/>
+          <w:lang w:val="en-US"/>
+        </w:rPr>
+        <w:t>.</w:t>
+      </w:r>
+    </w:p>
+    <w:p>
+      <w:pPr>
+        <w:spacing w:line="360" w:lineRule="auto"/>
+        <w:rPr>
+          <w:rFonts w:ascii="Times New Roman" w:hAnsi="Times New Roman" w:cs="Times New Roman"/>
+          <w:sz w:val="28"/>
+          <w:szCs w:val="28"/>
+          <w:lang w:val="en-US"/>
+        </w:rPr>
+      </w:pPr>
+      <w:r>
+        <w:rPr>
+          <w:rFonts w:ascii="Times New Roman" w:hAnsi="Times New Roman" w:cs="Times New Roman"/>
+          <w:sz w:val="28"/>
+          <w:szCs w:val="28"/>
+          <w:lang w:val="en-US"/>
+        </w:rPr>
+        <w:t xml:space="preserve">INSERT INTO users (surname, </w:t>
+      </w:r>
+      <w:proofErr w:type="spellStart"/>
+      <w:r>
+        <w:rPr>
+          <w:rFonts w:ascii="Times New Roman" w:hAnsi="Times New Roman" w:cs="Times New Roman"/>
+          <w:sz w:val="28"/>
+          <w:szCs w:val="28"/>
+          <w:lang w:val="en-US"/>
+        </w:rPr>
+        <w:t>firstname</w:t>
+      </w:r>
+      <w:proofErr w:type="spellEnd"/>
+      <w:r>
+        <w:rPr>
+          <w:rFonts w:ascii="Times New Roman" w:hAnsi="Times New Roman" w:cs="Times New Roman"/>
+          <w:sz w:val="28"/>
+          <w:szCs w:val="28"/>
+          <w:lang w:val="en-US"/>
+        </w:rPr>
+        <w:t>) VALUES ('</w:t>
+      </w:r>
+      <w:proofErr w:type="spellStart"/>
+      <w:r>
+        <w:rPr>
+          <w:rFonts w:ascii="Times New Roman" w:hAnsi="Times New Roman" w:cs="Times New Roman"/>
+          <w:sz w:val="28"/>
+          <w:szCs w:val="28"/>
+          <w:lang w:val="en-US"/>
+        </w:rPr>
+        <w:t>Иванов</w:t>
+      </w:r>
+      <w:proofErr w:type="spellEnd"/>
+      <w:r>
+        <w:rPr>
+          <w:rFonts w:ascii="Times New Roman" w:hAnsi="Times New Roman" w:cs="Times New Roman"/>
+          <w:sz w:val="28"/>
+          <w:szCs w:val="28"/>
+          <w:lang w:val="en-US"/>
+        </w:rPr>
+        <w:t>', '</w:t>
+      </w:r>
+      <w:proofErr w:type="spellStart"/>
+      <w:r>
+        <w:rPr>
+          <w:rFonts w:ascii="Times New Roman" w:hAnsi="Times New Roman" w:cs="Times New Roman"/>
+          <w:sz w:val="28"/>
+          <w:szCs w:val="28"/>
+          <w:lang w:val="en-US"/>
+        </w:rPr>
+        <w:t>Иван</w:t>
+      </w:r>
+      <w:proofErr w:type="spellEnd"/>
+      <w:r>
+        <w:rPr>
+          <w:rFonts w:ascii="Times New Roman" w:hAnsi="Times New Roman" w:cs="Times New Roman"/>
+          <w:sz w:val="28"/>
+          <w:szCs w:val="28"/>
+          <w:lang w:val="en-US"/>
+        </w:rPr>
+        <w:t>');</w:t>
+      </w:r>
+    </w:p>
+    <w:p>
+      <w:pPr>
+        <w:spacing w:line="360" w:lineRule="auto"/>
+        <w:rPr>
+          <w:rFonts w:ascii="Times New Roman" w:hAnsi="Times New Roman" w:cs="Times New Roman"/>
+          <w:sz w:val="28"/>
+          <w:szCs w:val="28"/>
+          <w:lang w:val="en-US"/>
+        </w:rPr>
+      </w:pPr>
+      <w:r>
+        <w:rPr>
+          <w:rFonts w:ascii="Times New Roman" w:hAnsi="Times New Roman" w:cs="Times New Roman"/>
+          <w:sz w:val="28"/>
+          <w:szCs w:val="28"/>
+          <w:lang w:val="en-US"/>
+        </w:rPr>
+        <w:t xml:space="preserve">INSERT INTO users (surname, </w:t>
+      </w:r>
+      <w:proofErr w:type="spellStart"/>
+      <w:r>
+        <w:rPr>
+          <w:rFonts w:ascii="Times New Roman" w:hAnsi="Times New Roman" w:cs="Times New Roman"/>
+          <w:sz w:val="28"/>
+          <w:szCs w:val="28"/>
+          <w:lang w:val="en-US"/>
+        </w:rPr>
+        <w:t>firstname</w:t>
+      </w:r>
+      <w:proofErr w:type="spellEnd"/>
+      <w:r>
+        <w:rPr>
+          <w:rFonts w:ascii="Times New Roman" w:hAnsi="Times New Roman" w:cs="Times New Roman"/>
+          <w:sz w:val="28"/>
+          <w:szCs w:val="28"/>
+          <w:lang w:val="en-US"/>
+        </w:rPr>
+        <w:t>) VALUES ('</w:t>
+      </w:r>
+      <w:proofErr w:type="spellStart"/>
+      <w:r>
+        <w:rPr>
+          <w:rFonts w:ascii="Times New Roman" w:hAnsi="Times New Roman" w:cs="Times New Roman"/>
+          <w:sz w:val="28"/>
+          <w:szCs w:val="28"/>
+          <w:lang w:val="en-US"/>
+        </w:rPr>
+        <w:t>Петров</w:t>
+      </w:r>
+      <w:proofErr w:type="spellEnd"/>
+      <w:r>
+        <w:rPr>
+          <w:rFonts w:ascii="Times New Roman" w:hAnsi="Times New Roman" w:cs="Times New Roman"/>
+          <w:sz w:val="28"/>
+          <w:szCs w:val="28"/>
+          <w:lang w:val="en-US"/>
+        </w:rPr>
+        <w:t>', '</w:t>
+      </w:r>
+      <w:proofErr w:type="spellStart"/>
+      <w:r>
+        <w:rPr>
+          <w:rFonts w:ascii="Times New Roman" w:hAnsi="Times New Roman" w:cs="Times New Roman"/>
+          <w:sz w:val="28"/>
+          <w:szCs w:val="28"/>
+          <w:lang w:val="en-US"/>
+        </w:rPr>
+        <w:t>Пётр</w:t>
+      </w:r>
+      <w:proofErr w:type="spellEnd"/>
+      <w:r>
+        <w:rPr>
+          <w:rFonts w:ascii="Times New Roman" w:hAnsi="Times New Roman" w:cs="Times New Roman"/>
+          <w:sz w:val="28"/>
+          <w:szCs w:val="28"/>
+          <w:lang w:val="en-US"/>
+        </w:rPr>
+        <w:t>');</w:t>
       </w:r>
     </w:p>
     <w:p>
@@ -422,16 +778,7 @@
           <w:szCs w:val="28"/>
           <w:lang w:val="en-US"/>
         </w:rPr>
-        <w:t>';</w:t>
-      </w:r>
-      <w:r>
-        <w:rPr>
-          <w:rFonts w:ascii="Times New Roman" w:hAnsi="Times New Roman" w:cs="Times New Roman"/>
-          <w:sz w:val="28"/>
-          <w:szCs w:val="28"/>
-          <w:lang w:val="en-US"/>
-        </w:rPr>
-        <w:t xml:space="preserve"> </w:t>
+        <w:t xml:space="preserve">'; </w:t>
       </w:r>
     </w:p>
     <w:p>
@@ -447,6 +794,7 @@
       <w:r>
         <w:rPr>
           <w:rFonts w:ascii="Times New Roman" w:hAnsi="Times New Roman" w:cs="Times New Roman"/>
+          <w:noProof/>
           <w:sz w:val="28"/>
           <w:szCs w:val="28"/>
         </w:rPr>
@@ -548,7 +896,6 @@
           <w:rFonts w:ascii="Times New Roman" w:hAnsi="Times New Roman" w:cs="Times New Roman"/>
           <w:sz w:val="28"/>
           <w:szCs w:val="28"/>
-          <w:lang w:val="en-US"/>
         </w:rPr>
       </w:pPr>
       <w:r>
@@ -623,28 +970,39 @@
           <w:szCs w:val="28"/>
           <w:lang w:val="en-US"/>
         </w:rPr>
-        <w:t xml:space="preserve">    c.site_url,</w:t>
-      </w:r>
-    </w:p>
-    <w:p>
-      <w:pPr>
-        <w:spacing w:line="360" w:lineRule="auto"/>
-        <w:rPr>
-          <w:rFonts w:ascii="Times New Roman" w:hAnsi="Times New Roman" w:cs="Times New Roman"/>
-          <w:sz w:val="28"/>
-          <w:szCs w:val="28"/>
-          <w:lang w:val="en-US"/>
-        </w:rPr>
-      </w:pPr>
-      <w:r>
-        <w:rPr>
-          <w:rFonts w:ascii="Times New Roman" w:hAnsi="Times New Roman" w:cs="Times New Roman"/>
-          <w:sz w:val="28"/>
-          <w:szCs w:val="28"/>
-          <w:lang w:val="en-US"/>
-        </w:rPr>
-        <w:t xml:space="preserve">    c.name AS campaign_name</w:t>
-      </w:r>
+        <w:t xml:space="preserve">    s.url,</w:t>
+      </w:r>
+    </w:p>
+    <w:p>
+      <w:pPr>
+        <w:spacing w:line="360" w:lineRule="auto"/>
+        <w:rPr>
+          <w:rFonts w:ascii="Times New Roman" w:hAnsi="Times New Roman" w:cs="Times New Roman"/>
+          <w:sz w:val="28"/>
+          <w:szCs w:val="28"/>
+          <w:lang w:val="en-US"/>
+        </w:rPr>
+      </w:pPr>
+      <w:r>
+        <w:rPr>
+          <w:rFonts w:ascii="Times New Roman" w:hAnsi="Times New Roman" w:cs="Times New Roman"/>
+          <w:sz w:val="28"/>
+          <w:szCs w:val="28"/>
+          <w:lang w:val="en-US"/>
+        </w:rPr>
+        <w:t xml:space="preserve">    c.name AS </w:t>
+      </w:r>
+      <w:proofErr w:type="spellStart"/>
+      <w:r>
+        <w:rPr>
+          <w:rFonts w:ascii="Times New Roman" w:hAnsi="Times New Roman" w:cs="Times New Roman"/>
+          <w:sz w:val="28"/>
+          <w:szCs w:val="28"/>
+          <w:lang w:val="en-US"/>
+        </w:rPr>
+        <w:t>campaign_name</w:t>
+      </w:r>
+      <w:proofErr w:type="spellEnd"/>
     </w:p>
     <w:p>
       <w:pPr>
@@ -683,6 +1041,66 @@
           <w:szCs w:val="28"/>
           <w:lang w:val="en-US"/>
         </w:rPr>
+        <w:t>JOIN sites s</w:t>
+      </w:r>
+    </w:p>
+    <w:p>
+      <w:pPr>
+        <w:spacing w:line="360" w:lineRule="auto"/>
+        <w:rPr>
+          <w:rFonts w:ascii="Times New Roman" w:hAnsi="Times New Roman" w:cs="Times New Roman"/>
+          <w:sz w:val="28"/>
+          <w:szCs w:val="28"/>
+          <w:lang w:val="en-US"/>
+        </w:rPr>
+      </w:pPr>
+      <w:r>
+        <w:rPr>
+          <w:rFonts w:ascii="Times New Roman" w:hAnsi="Times New Roman" w:cs="Times New Roman"/>
+          <w:sz w:val="28"/>
+          <w:szCs w:val="28"/>
+          <w:lang w:val="en-US"/>
+        </w:rPr>
+        <w:t xml:space="preserve">    ON </w:t>
+      </w:r>
+      <w:proofErr w:type="spellStart"/>
+      <w:r>
+        <w:rPr>
+          <w:rFonts w:ascii="Times New Roman" w:hAnsi="Times New Roman" w:cs="Times New Roman"/>
+          <w:sz w:val="28"/>
+          <w:szCs w:val="28"/>
+          <w:lang w:val="en-US"/>
+        </w:rPr>
+        <w:t>s.campaign_id</w:t>
+      </w:r>
+      <w:proofErr w:type="spellEnd"/>
+      <w:r>
+        <w:rPr>
+          <w:rFonts w:ascii="Times New Roman" w:hAnsi="Times New Roman" w:cs="Times New Roman"/>
+          <w:sz w:val="28"/>
+          <w:szCs w:val="28"/>
+          <w:lang w:val="en-US"/>
+        </w:rPr>
+        <w:t xml:space="preserve"> = c.id</w:t>
+      </w:r>
+    </w:p>
+    <w:p>
+      <w:pPr>
+        <w:spacing w:line="360" w:lineRule="auto"/>
+        <w:rPr>
+          <w:rFonts w:ascii="Times New Roman" w:hAnsi="Times New Roman" w:cs="Times New Roman"/>
+          <w:sz w:val="28"/>
+          <w:szCs w:val="28"/>
+          <w:lang w:val="en-US"/>
+        </w:rPr>
+      </w:pPr>
+      <w:r>
+        <w:rPr>
+          <w:rFonts w:ascii="Times New Roman" w:hAnsi="Times New Roman" w:cs="Times New Roman"/>
+          <w:sz w:val="28"/>
+          <w:szCs w:val="28"/>
+          <w:lang w:val="en-US"/>
+        </w:rPr>
         <w:t>JOIN banners b</w:t>
       </w:r>
     </w:p>
@@ -703,7 +1121,76 @@
           <w:szCs w:val="28"/>
           <w:lang w:val="en-US"/>
         </w:rPr>
-        <w:t xml:space="preserve">    ON b.campaign_id = c.id</w:t>
+        <w:t xml:space="preserve">    ON </w:t>
+      </w:r>
+      <w:proofErr w:type="spellStart"/>
+      <w:r>
+        <w:rPr>
+          <w:rFonts w:ascii="Times New Roman" w:hAnsi="Times New Roman" w:cs="Times New Roman"/>
+          <w:sz w:val="28"/>
+          <w:szCs w:val="28"/>
+          <w:lang w:val="en-US"/>
+        </w:rPr>
+        <w:t>b.site_id</w:t>
+      </w:r>
+      <w:proofErr w:type="spellEnd"/>
+      <w:r>
+        <w:rPr>
+          <w:rFonts w:ascii="Times New Roman" w:hAnsi="Times New Roman" w:cs="Times New Roman"/>
+          <w:sz w:val="28"/>
+          <w:szCs w:val="28"/>
+          <w:lang w:val="en-US"/>
+        </w:rPr>
+        <w:t xml:space="preserve"> = s.id</w:t>
+      </w:r>
+    </w:p>
+    <w:p>
+      <w:pPr>
+        <w:spacing w:line="360" w:lineRule="auto"/>
+        <w:rPr>
+          <w:rFonts w:ascii="Times New Roman" w:hAnsi="Times New Roman" w:cs="Times New Roman"/>
+          <w:sz w:val="28"/>
+          <w:szCs w:val="28"/>
+          <w:lang w:val="en-US"/>
+        </w:rPr>
+      </w:pPr>
+      <w:r>
+        <w:rPr>
+          <w:rFonts w:ascii="Times New Roman" w:hAnsi="Times New Roman" w:cs="Times New Roman"/>
+          <w:sz w:val="28"/>
+          <w:szCs w:val="28"/>
+          <w:lang w:val="en-US"/>
+        </w:rPr>
+        <w:t xml:space="preserve">    AND </w:t>
+      </w:r>
+      <w:proofErr w:type="spellStart"/>
+      <w:r>
+        <w:rPr>
+          <w:rFonts w:ascii="Times New Roman" w:hAnsi="Times New Roman" w:cs="Times New Roman"/>
+          <w:sz w:val="28"/>
+          <w:szCs w:val="28"/>
+          <w:lang w:val="en-US"/>
+        </w:rPr>
+        <w:t>s</w:t>
+      </w:r>
+      <w:r>
+        <w:rPr>
+          <w:rFonts w:ascii="Times New Roman" w:hAnsi="Times New Roman" w:cs="Times New Roman"/>
+          <w:sz w:val="28"/>
+          <w:szCs w:val="28"/>
+          <w:lang w:val="en-US"/>
+        </w:rPr>
+        <w:t>.campaign_id</w:t>
+      </w:r>
+      <w:proofErr w:type="spellEnd"/>
+      <w:r>
+        <w:rPr>
+          <w:rFonts w:ascii="Times New Roman" w:hAnsi="Times New Roman" w:cs="Times New Roman"/>
+          <w:sz w:val="28"/>
+          <w:szCs w:val="28"/>
+          <w:lang w:val="en-US"/>
+        </w:rPr>
+        <w:t xml:space="preserve"> = c.id</w:t>
       </w:r>
     </w:p>
     <w:p>
@@ -743,36 +1230,79 @@
           <w:szCs w:val="28"/>
           <w:lang w:val="en-US"/>
         </w:rPr>
-        <w:t xml:space="preserve">    ON b.product_id = p.id</w:t>
-      </w:r>
-    </w:p>
-    <w:p>
-      <w:pPr>
-        <w:spacing w:line="360" w:lineRule="auto"/>
-        <w:rPr>
-          <w:rFonts w:ascii="Times New Roman" w:hAnsi="Times New Roman" w:cs="Times New Roman"/>
-          <w:sz w:val="28"/>
-          <w:szCs w:val="28"/>
-          <w:lang w:val="en-US"/>
-        </w:rPr>
-      </w:pPr>
-      <w:r>
-        <w:rPr>
-          <w:rFonts w:ascii="Times New Roman" w:hAnsi="Times New Roman" w:cs="Times New Roman"/>
-          <w:sz w:val="28"/>
-          <w:szCs w:val="28"/>
-          <w:lang w:val="en-US"/>
-        </w:rPr>
-        <w:t>WHERE p.description ILIKE '%</w:t>
-      </w:r>
-      <w:r>
-        <w:rPr>
-          <w:rFonts w:ascii="Times New Roman" w:hAnsi="Times New Roman" w:cs="Times New Roman"/>
-          <w:sz w:val="28"/>
-          <w:szCs w:val="28"/>
+        <w:t xml:space="preserve">    ON </w:t>
+      </w:r>
+      <w:proofErr w:type="spellStart"/>
+      <w:r>
+        <w:rPr>
+          <w:rFonts w:ascii="Times New Roman" w:hAnsi="Times New Roman" w:cs="Times New Roman"/>
+          <w:sz w:val="28"/>
+          <w:szCs w:val="28"/>
+          <w:lang w:val="en-US"/>
+        </w:rPr>
+        <w:t>b.product_id</w:t>
+      </w:r>
+      <w:proofErr w:type="spellEnd"/>
+      <w:r>
+        <w:rPr>
+          <w:rFonts w:ascii="Times New Roman" w:hAnsi="Times New Roman" w:cs="Times New Roman"/>
+          <w:sz w:val="28"/>
+          <w:szCs w:val="28"/>
+          <w:lang w:val="en-US"/>
+        </w:rPr>
+        <w:t xml:space="preserve"> = p.id</w:t>
+      </w:r>
+    </w:p>
+    <w:p>
+      <w:pPr>
+        <w:spacing w:line="360" w:lineRule="auto"/>
+        <w:rPr>
+          <w:rFonts w:ascii="Times New Roman" w:hAnsi="Times New Roman" w:cs="Times New Roman"/>
+          <w:sz w:val="28"/>
+          <w:szCs w:val="28"/>
+          <w:lang w:val="en-US"/>
+        </w:rPr>
+      </w:pPr>
+      <w:r>
+        <w:rPr>
+          <w:rFonts w:ascii="Times New Roman" w:hAnsi="Times New Roman" w:cs="Times New Roman"/>
+          <w:sz w:val="28"/>
+          <w:szCs w:val="28"/>
+          <w:lang w:val="en-US"/>
+        </w:rPr>
+        <w:t xml:space="preserve">WHERE </w:t>
+      </w:r>
+      <w:proofErr w:type="spellStart"/>
+      <w:r>
+        <w:rPr>
+          <w:rFonts w:ascii="Times New Roman" w:hAnsi="Times New Roman" w:cs="Times New Roman"/>
+          <w:sz w:val="28"/>
+          <w:szCs w:val="28"/>
+          <w:lang w:val="en-US"/>
+        </w:rPr>
+        <w:t>p.description</w:t>
+      </w:r>
+      <w:proofErr w:type="spellEnd"/>
+      <w:r>
+        <w:rPr>
+          <w:rFonts w:ascii="Times New Roman" w:hAnsi="Times New Roman" w:cs="Times New Roman"/>
+          <w:sz w:val="28"/>
+          <w:szCs w:val="28"/>
+          <w:lang w:val="en-US"/>
+        </w:rPr>
+        <w:t xml:space="preserve"> ILIKE '%</w:t>
+      </w:r>
+      <w:proofErr w:type="spellStart"/>
+      <w:r>
+        <w:rPr>
+          <w:rFonts w:ascii="Times New Roman" w:hAnsi="Times New Roman" w:cs="Times New Roman"/>
+          <w:sz w:val="28"/>
+          <w:szCs w:val="28"/>
+          <w:lang w:val="en-US"/>
         </w:rPr>
         <w:t>автомобил</w:t>
       </w:r>
+      <w:proofErr w:type="spellEnd"/>
       <w:r>
         <w:rPr>
           <w:rFonts w:ascii="Times New Roman" w:hAnsi="Times New Roman" w:cs="Times New Roman"/>
@@ -804,6 +1334,7 @@
     <w:p>
       <w:pPr>
         <w:spacing w:line="360" w:lineRule="auto"/>
+        <w:jc w:val="center"/>
         <w:rPr>
           <w:rFonts w:ascii="Times New Roman" w:hAnsi="Times New Roman" w:cs="Times New Roman"/>
           <w:sz w:val="28"/>
@@ -818,10 +1349,10 @@
         </w:rPr>
         <w:lastRenderedPageBreak/>
         <w:drawing>
-          <wp:inline distT="0" distB="0" distL="0" distR="0" wp14:anchorId="651D5D7F" wp14:editId="3298CC05">
-            <wp:extent cx="5334744" cy="3305636"/>
-            <wp:effectExtent l="0" t="0" r="0" b="9525"/>
-            <wp:docPr id="1011229115" name="Рисунок 1"/>
+          <wp:inline distT="0" distB="0" distL="0" distR="0" wp14:anchorId="34A1F324" wp14:editId="43F97FD9">
+            <wp:extent cx="5687219" cy="4353533"/>
+            <wp:effectExtent l="0" t="0" r="8890" b="9525"/>
+            <wp:docPr id="752917" name="Рисунок 1"/>
             <wp:cNvGraphicFramePr>
               <a:graphicFrameLocks xmlns:a="http://schemas.openxmlformats.org/drawingml/2006/main" noChangeAspect="1"/>
             </wp:cNvGraphicFramePr>
@@ -829,7 +1360,7 @@
               <a:graphicData uri="http://schemas.openxmlformats.org/drawingml/2006/picture">
                 <pic:pic xmlns:pic="http://schemas.openxmlformats.org/drawingml/2006/picture">
                   <pic:nvPicPr>
-                    <pic:cNvPr id="1011229115" name=""/>
+                    <pic:cNvPr id="752917" name=""/>
                     <pic:cNvPicPr/>
                   </pic:nvPicPr>
                   <pic:blipFill>
@@ -841,7 +1372,7 @@
                   <pic:spPr>
                     <a:xfrm>
                       <a:off x="0" y="0"/>
-                      <a:ext cx="5334744" cy="3305636"/>
+                      <a:ext cx="5687219" cy="4353533"/>
                     </a:xfrm>
                     <a:prstGeom prst="rect">
                       <a:avLst/>
@@ -870,8 +1401,18 @@
           <w:sz w:val="28"/>
           <w:szCs w:val="28"/>
         </w:rPr>
-        <w:t>Рис. 2 Схема бд</w:t>
-      </w:r>
+        <w:t xml:space="preserve">Рис. 2 Схема </w:t>
+      </w:r>
+      <w:proofErr w:type="spellStart"/>
+      <w:r>
+        <w:rPr>
+          <w:rFonts w:ascii="Times New Roman" w:hAnsi="Times New Roman" w:cs="Times New Roman"/>
+          <w:sz w:val="28"/>
+          <w:szCs w:val="28"/>
+        </w:rPr>
+        <w:t>бд</w:t>
+      </w:r>
+      <w:proofErr w:type="spellEnd"/>
     </w:p>
     <w:p>
       <w:pPr>
@@ -901,10 +1442,10 @@
           <w:szCs w:val="28"/>
         </w:rPr>
         <w:drawing>
-          <wp:inline distT="0" distB="0" distL="0" distR="0" wp14:anchorId="0C0F7E68" wp14:editId="49710D15">
-            <wp:extent cx="3324689" cy="1143160"/>
-            <wp:effectExtent l="0" t="0" r="0" b="0"/>
-            <wp:docPr id="843958010" name="Рисунок 1"/>
+          <wp:inline distT="0" distB="0" distL="0" distR="0" wp14:anchorId="27EB783F" wp14:editId="0F70D697">
+            <wp:extent cx="3305636" cy="1800476"/>
+            <wp:effectExtent l="0" t="0" r="9525" b="9525"/>
+            <wp:docPr id="1403988918" name="Рисунок 1"/>
             <wp:cNvGraphicFramePr>
               <a:graphicFrameLocks xmlns:a="http://schemas.openxmlformats.org/drawingml/2006/main" noChangeAspect="1"/>
             </wp:cNvGraphicFramePr>
@@ -912,7 +1453,7 @@
               <a:graphicData uri="http://schemas.openxmlformats.org/drawingml/2006/picture">
                 <pic:pic xmlns:pic="http://schemas.openxmlformats.org/drawingml/2006/picture">
                   <pic:nvPicPr>
-                    <pic:cNvPr id="843958010" name=""/>
+                    <pic:cNvPr id="1403988918" name=""/>
                     <pic:cNvPicPr/>
                   </pic:nvPicPr>
                   <pic:blipFill>
@@ -924,7 +1465,7 @@
                   <pic:spPr>
                     <a:xfrm>
                       <a:off x="0" y="0"/>
-                      <a:ext cx="3324689" cy="1143160"/>
+                      <a:ext cx="3305636" cy="1800476"/>
                     </a:xfrm>
                     <a:prstGeom prst="rect">
                       <a:avLst/>
